--- a/Computer Networks/practical/ass/Assignment_340.docx
+++ b/Computer Networks/practical/ass/Assignment_340.docx
@@ -439,7 +439,7 @@
     </w:p>
     <w:tbl>
       <w:tblPr>
-        <w:tblW w:w="9880" w:type="dxa"/>
+        <w:tblW w:w="10180" w:type="dxa"/>
         <w:tblCellSpacing w:w="0" w:type="dxa"/>
         <w:tblInd w:w="15" w:type="dxa"/>
         <w:tblLayout w:type="fixed"/>
@@ -452,11 +452,11 @@
         <w:tblLook w:val="04A0" w:firstRow="1" w:lastRow="0" w:firstColumn="1" w:lastColumn="0" w:noHBand="0" w:noVBand="1"/>
       </w:tblPr>
       <w:tblGrid>
-        <w:gridCol w:w="1013"/>
-        <w:gridCol w:w="4726"/>
-        <w:gridCol w:w="994"/>
-        <w:gridCol w:w="1069"/>
-        <w:gridCol w:w="2078"/>
+        <w:gridCol w:w="966"/>
+        <w:gridCol w:w="4536"/>
+        <w:gridCol w:w="1417"/>
+        <w:gridCol w:w="1418"/>
+        <w:gridCol w:w="1843"/>
       </w:tblGrid>
       <w:tr>
         <w:trPr>
@@ -465,7 +465,7 @@
         </w:trPr>
         <w:tc>
           <w:tcPr>
-            <w:tcW w:w="1013" w:type="dxa"/>
+            <w:tcW w:w="966" w:type="dxa"/>
             <w:tcBorders>
               <w:top w:val="single" w:sz="6" w:space="0" w:color="00000A"/>
               <w:left w:val="single" w:sz="6" w:space="0" w:color="00000A"/>
@@ -483,6 +483,7 @@
           <w:p>
             <w:pPr>
               <w:pStyle w:val="NormalWeb"/>
+              <w:jc w:val="center"/>
               <w:rPr>
                 <w:sz w:val="22"/>
                 <w:szCs w:val="22"/>
@@ -500,7 +501,7 @@
         </w:tc>
         <w:tc>
           <w:tcPr>
-            <w:tcW w:w="4726" w:type="dxa"/>
+            <w:tcW w:w="4536" w:type="dxa"/>
             <w:tcBorders>
               <w:top w:val="single" w:sz="6" w:space="0" w:color="00000A"/>
               <w:left w:val="single" w:sz="6" w:space="0" w:color="00000A"/>
@@ -518,19 +519,12 @@
           <w:p>
             <w:pPr>
               <w:pStyle w:val="NormalWeb"/>
+              <w:jc w:val="center"/>
               <w:rPr>
                 <w:sz w:val="22"/>
                 <w:szCs w:val="22"/>
               </w:rPr>
             </w:pPr>
-            <w:r>
-              <w:rPr>
-                <w:b/>
-                <w:sz w:val="22"/>
-                <w:szCs w:val="22"/>
-              </w:rPr>
-              <w:t xml:space="preserve">        </w:t>
-            </w:r>
             <w:r>
               <w:rPr>
                 <w:b/>
@@ -543,7 +537,7 @@
         </w:tc>
         <w:tc>
           <w:tcPr>
-            <w:tcW w:w="994" w:type="dxa"/>
+            <w:tcW w:w="1417" w:type="dxa"/>
             <w:tcBorders>
               <w:top w:val="single" w:sz="6" w:space="0" w:color="00000A"/>
               <w:left w:val="single" w:sz="6" w:space="0" w:color="00000A"/>
@@ -561,6 +555,7 @@
           <w:p>
             <w:pPr>
               <w:pStyle w:val="NormalWeb"/>
+              <w:jc w:val="center"/>
               <w:rPr>
                 <w:sz w:val="22"/>
                 <w:szCs w:val="22"/>
@@ -578,7 +573,7 @@
         </w:tc>
         <w:tc>
           <w:tcPr>
-            <w:tcW w:w="1069" w:type="dxa"/>
+            <w:tcW w:w="1418" w:type="dxa"/>
             <w:tcBorders>
               <w:top w:val="single" w:sz="6" w:space="0" w:color="00000A"/>
               <w:left w:val="single" w:sz="6" w:space="0" w:color="00000A"/>
@@ -596,6 +591,7 @@
           <w:p>
             <w:pPr>
               <w:pStyle w:val="NormalWeb"/>
+              <w:jc w:val="center"/>
               <w:rPr>
                 <w:sz w:val="22"/>
                 <w:szCs w:val="22"/>
@@ -613,7 +609,7 @@
         </w:tc>
         <w:tc>
           <w:tcPr>
-            <w:tcW w:w="2078" w:type="dxa"/>
+            <w:tcW w:w="1843" w:type="dxa"/>
             <w:tcBorders>
               <w:top w:val="single" w:sz="6" w:space="0" w:color="00000A"/>
               <w:left w:val="single" w:sz="6" w:space="0" w:color="00000A"/>
@@ -631,6 +627,7 @@
           <w:p>
             <w:pPr>
               <w:pStyle w:val="NormalWeb"/>
+              <w:jc w:val="center"/>
               <w:rPr>
                 <w:sz w:val="22"/>
                 <w:szCs w:val="22"/>
@@ -642,7 +639,7 @@
                 <w:sz w:val="22"/>
                 <w:szCs w:val="22"/>
               </w:rPr>
-              <w:t xml:space="preserve"> SIGNATURE</w:t>
+              <w:t>SIGNATURE</w:t>
             </w:r>
           </w:p>
         </w:tc>
@@ -654,7 +651,7 @@
         </w:trPr>
         <w:tc>
           <w:tcPr>
-            <w:tcW w:w="1013" w:type="dxa"/>
+            <w:tcW w:w="966" w:type="dxa"/>
             <w:tcBorders>
               <w:top w:val="single" w:sz="6" w:space="0" w:color="00000A"/>
               <w:left w:val="single" w:sz="6" w:space="0" w:color="00000A"/>
@@ -681,7 +678,7 @@
         </w:tc>
         <w:tc>
           <w:tcPr>
-            <w:tcW w:w="4726" w:type="dxa"/>
+            <w:tcW w:w="4536" w:type="dxa"/>
             <w:tcBorders>
               <w:top w:val="single" w:sz="6" w:space="0" w:color="00000A"/>
               <w:left w:val="single" w:sz="6" w:space="0" w:color="00000A"/>
@@ -699,6 +696,7 @@
           <w:p>
             <w:pPr>
               <w:pStyle w:val="NormalWeb"/>
+              <w:jc w:val="both"/>
             </w:pPr>
             <w:r>
               <w:t>D</w:t>
@@ -713,7 +711,7 @@
         </w:tc>
         <w:tc>
           <w:tcPr>
-            <w:tcW w:w="994" w:type="dxa"/>
+            <w:tcW w:w="1417" w:type="dxa"/>
             <w:tcBorders>
               <w:top w:val="single" w:sz="6" w:space="0" w:color="00000A"/>
               <w:left w:val="single" w:sz="6" w:space="0" w:color="00000A"/>
@@ -731,12 +729,16 @@
           <w:p>
             <w:pPr>
               <w:pStyle w:val="NormalWeb"/>
+              <w:jc w:val="center"/>
             </w:pPr>
+            <w:r>
+              <w:t>05-08-2025</w:t>
+            </w:r>
           </w:p>
         </w:tc>
         <w:tc>
           <w:tcPr>
-            <w:tcW w:w="1069" w:type="dxa"/>
+            <w:tcW w:w="1418" w:type="dxa"/>
             <w:tcBorders>
               <w:top w:val="single" w:sz="6" w:space="0" w:color="00000A"/>
               <w:left w:val="single" w:sz="6" w:space="0" w:color="00000A"/>
@@ -754,12 +756,19 @@
           <w:p>
             <w:pPr>
               <w:pStyle w:val="NormalWeb"/>
+              <w:jc w:val="center"/>
             </w:pPr>
+            <w:r>
+              <w:t>26</w:t>
+            </w:r>
+            <w:r>
+              <w:t>-08-2025</w:t>
+            </w:r>
           </w:p>
         </w:tc>
         <w:tc>
           <w:tcPr>
-            <w:tcW w:w="2078" w:type="dxa"/>
+            <w:tcW w:w="1843" w:type="dxa"/>
             <w:tcBorders>
               <w:top w:val="single" w:sz="6" w:space="0" w:color="00000A"/>
               <w:left w:val="single" w:sz="6" w:space="0" w:color="00000A"/>
@@ -788,7 +797,7 @@
         </w:trPr>
         <w:tc>
           <w:tcPr>
-            <w:tcW w:w="1013" w:type="dxa"/>
+            <w:tcW w:w="966" w:type="dxa"/>
             <w:tcBorders>
               <w:top w:val="single" w:sz="6" w:space="0" w:color="00000A"/>
               <w:left w:val="single" w:sz="6" w:space="0" w:color="00000A"/>
@@ -815,7 +824,7 @@
         </w:tc>
         <w:tc>
           <w:tcPr>
-            <w:tcW w:w="4726" w:type="dxa"/>
+            <w:tcW w:w="4536" w:type="dxa"/>
             <w:tcBorders>
               <w:top w:val="single" w:sz="6" w:space="0" w:color="00000A"/>
               <w:left w:val="single" w:sz="6" w:space="0" w:color="00000A"/>
@@ -833,6 +842,7 @@
           <w:p>
             <w:pPr>
               <w:pStyle w:val="NormalWeb"/>
+              <w:jc w:val="both"/>
             </w:pPr>
             <w:r>
               <w:t>D</w:t>
@@ -844,7 +854,7 @@
         </w:tc>
         <w:tc>
           <w:tcPr>
-            <w:tcW w:w="994" w:type="dxa"/>
+            <w:tcW w:w="1417" w:type="dxa"/>
             <w:tcBorders>
               <w:top w:val="single" w:sz="6" w:space="0" w:color="00000A"/>
               <w:left w:val="single" w:sz="6" w:space="0" w:color="00000A"/>
@@ -862,12 +872,16 @@
           <w:p>
             <w:pPr>
               <w:pStyle w:val="NormalWeb"/>
+              <w:jc w:val="center"/>
             </w:pPr>
+            <w:r>
+              <w:t>05-08-2025</w:t>
+            </w:r>
           </w:p>
         </w:tc>
         <w:tc>
           <w:tcPr>
-            <w:tcW w:w="1069" w:type="dxa"/>
+            <w:tcW w:w="1418" w:type="dxa"/>
             <w:tcBorders>
               <w:top w:val="single" w:sz="6" w:space="0" w:color="00000A"/>
               <w:left w:val="single" w:sz="6" w:space="0" w:color="00000A"/>
@@ -885,12 +899,16 @@
           <w:p>
             <w:pPr>
               <w:pStyle w:val="NormalWeb"/>
+              <w:jc w:val="center"/>
             </w:pPr>
+            <w:r>
+              <w:t>26-08-2025</w:t>
+            </w:r>
           </w:p>
         </w:tc>
         <w:tc>
           <w:tcPr>
-            <w:tcW w:w="2078" w:type="dxa"/>
+            <w:tcW w:w="1843" w:type="dxa"/>
             <w:tcBorders>
               <w:top w:val="single" w:sz="6" w:space="0" w:color="00000A"/>
               <w:left w:val="single" w:sz="6" w:space="0" w:color="00000A"/>
@@ -919,7 +937,7 @@
         </w:trPr>
         <w:tc>
           <w:tcPr>
-            <w:tcW w:w="1013" w:type="dxa"/>
+            <w:tcW w:w="966" w:type="dxa"/>
             <w:tcBorders>
               <w:top w:val="single" w:sz="6" w:space="0" w:color="00000A"/>
               <w:left w:val="single" w:sz="6" w:space="0" w:color="00000A"/>
@@ -946,7 +964,7 @@
         </w:tc>
         <w:tc>
           <w:tcPr>
-            <w:tcW w:w="4726" w:type="dxa"/>
+            <w:tcW w:w="4536" w:type="dxa"/>
             <w:tcBorders>
               <w:top w:val="single" w:sz="6" w:space="0" w:color="00000A"/>
               <w:left w:val="single" w:sz="6" w:space="0" w:color="00000A"/>
@@ -964,6 +982,7 @@
           <w:p>
             <w:pPr>
               <w:pStyle w:val="NormalWeb"/>
+              <w:jc w:val="both"/>
             </w:pPr>
             <w:r>
               <w:t>D</w:t>
@@ -975,7 +994,7 @@
         </w:tc>
         <w:tc>
           <w:tcPr>
-            <w:tcW w:w="994" w:type="dxa"/>
+            <w:tcW w:w="1417" w:type="dxa"/>
             <w:tcBorders>
               <w:top w:val="single" w:sz="6" w:space="0" w:color="00000A"/>
               <w:left w:val="single" w:sz="6" w:space="0" w:color="00000A"/>
@@ -993,12 +1012,16 @@
           <w:p>
             <w:pPr>
               <w:pStyle w:val="NormalWeb"/>
+              <w:jc w:val="center"/>
             </w:pPr>
+            <w:r>
+              <w:t>05-08-2025</w:t>
+            </w:r>
           </w:p>
         </w:tc>
         <w:tc>
           <w:tcPr>
-            <w:tcW w:w="1069" w:type="dxa"/>
+            <w:tcW w:w="1418" w:type="dxa"/>
             <w:tcBorders>
               <w:top w:val="single" w:sz="6" w:space="0" w:color="00000A"/>
               <w:left w:val="single" w:sz="6" w:space="0" w:color="00000A"/>
@@ -1016,12 +1039,16 @@
           <w:p>
             <w:pPr>
               <w:pStyle w:val="NormalWeb"/>
+              <w:jc w:val="center"/>
             </w:pPr>
+            <w:r>
+              <w:t>26-08-2025</w:t>
+            </w:r>
           </w:p>
         </w:tc>
         <w:tc>
           <w:tcPr>
-            <w:tcW w:w="2078" w:type="dxa"/>
+            <w:tcW w:w="1843" w:type="dxa"/>
             <w:tcBorders>
               <w:top w:val="single" w:sz="6" w:space="0" w:color="00000A"/>
               <w:left w:val="single" w:sz="6" w:space="0" w:color="00000A"/>
@@ -1050,7 +1077,7 @@
         </w:trPr>
         <w:tc>
           <w:tcPr>
-            <w:tcW w:w="1013" w:type="dxa"/>
+            <w:tcW w:w="966" w:type="dxa"/>
             <w:tcBorders>
               <w:top w:val="single" w:sz="6" w:space="0" w:color="00000A"/>
               <w:left w:val="single" w:sz="6" w:space="0" w:color="00000A"/>
@@ -1077,7 +1104,7 @@
         </w:tc>
         <w:tc>
           <w:tcPr>
-            <w:tcW w:w="4726" w:type="dxa"/>
+            <w:tcW w:w="4536" w:type="dxa"/>
             <w:tcBorders>
               <w:top w:val="single" w:sz="6" w:space="0" w:color="00000A"/>
               <w:left w:val="single" w:sz="6" w:space="0" w:color="00000A"/>
@@ -1095,6 +1122,7 @@
           <w:p>
             <w:pPr>
               <w:pStyle w:val="NormalWeb"/>
+              <w:jc w:val="both"/>
             </w:pPr>
             <w:r>
               <w:t>D</w:t>
@@ -1106,7 +1134,7 @@
         </w:tc>
         <w:tc>
           <w:tcPr>
-            <w:tcW w:w="994" w:type="dxa"/>
+            <w:tcW w:w="1417" w:type="dxa"/>
             <w:tcBorders>
               <w:top w:val="single" w:sz="6" w:space="0" w:color="00000A"/>
               <w:left w:val="single" w:sz="6" w:space="0" w:color="00000A"/>
@@ -1124,12 +1152,16 @@
           <w:p>
             <w:pPr>
               <w:pStyle w:val="NormalWeb"/>
+              <w:jc w:val="center"/>
             </w:pPr>
+            <w:r>
+              <w:t>05-08-2025</w:t>
+            </w:r>
           </w:p>
         </w:tc>
         <w:tc>
           <w:tcPr>
-            <w:tcW w:w="1069" w:type="dxa"/>
+            <w:tcW w:w="1418" w:type="dxa"/>
             <w:tcBorders>
               <w:top w:val="single" w:sz="6" w:space="0" w:color="00000A"/>
               <w:left w:val="single" w:sz="6" w:space="0" w:color="00000A"/>
@@ -1147,12 +1179,16 @@
           <w:p>
             <w:pPr>
               <w:pStyle w:val="NormalWeb"/>
+              <w:jc w:val="center"/>
             </w:pPr>
+            <w:r>
+              <w:t>26-08-2025</w:t>
+            </w:r>
           </w:p>
         </w:tc>
         <w:tc>
           <w:tcPr>
-            <w:tcW w:w="2078" w:type="dxa"/>
+            <w:tcW w:w="1843" w:type="dxa"/>
             <w:tcBorders>
               <w:top w:val="single" w:sz="6" w:space="0" w:color="00000A"/>
               <w:left w:val="single" w:sz="6" w:space="0" w:color="00000A"/>
@@ -1181,7 +1217,7 @@
         </w:trPr>
         <w:tc>
           <w:tcPr>
-            <w:tcW w:w="1013" w:type="dxa"/>
+            <w:tcW w:w="966" w:type="dxa"/>
             <w:tcBorders>
               <w:top w:val="single" w:sz="6" w:space="0" w:color="00000A"/>
               <w:left w:val="single" w:sz="6" w:space="0" w:color="00000A"/>
@@ -1208,7 +1244,7 @@
         </w:tc>
         <w:tc>
           <w:tcPr>
-            <w:tcW w:w="4726" w:type="dxa"/>
+            <w:tcW w:w="4536" w:type="dxa"/>
             <w:tcBorders>
               <w:top w:val="single" w:sz="6" w:space="0" w:color="00000A"/>
               <w:left w:val="single" w:sz="6" w:space="0" w:color="00000A"/>
@@ -1226,22 +1262,23 @@
           <w:p>
             <w:pPr>
               <w:pStyle w:val="NormalWeb"/>
+              <w:jc w:val="both"/>
             </w:pPr>
             <w:r>
               <w:t>D</w:t>
             </w:r>
             <w:r>
-              <w:t xml:space="preserve">evelop a client-Server application using TCP where the client will send two words to the server and the server will check whether same characters are present in both the words and they occur same number of times (irrespective of position of the characters) and </w:t>
+              <w:t xml:space="preserve">evelop a client-Server application using TCP where the client will send two words to the server and the server will check whether same characters are present in both the words and they occur same number of times (irrespective of position of the </w:t>
             </w:r>
             <w:r>
               <w:lastRenderedPageBreak/>
-              <w:t>send back the result to the client. The client will display the result. [Example: Input: listen silent, Output: Check condition satisfied.]</w:t>
+              <w:t>characters) and send back the result to the client. The client will display the result. [Example: Input: listen silent, Output: Check condition satisfied.]</w:t>
             </w:r>
           </w:p>
         </w:tc>
         <w:tc>
           <w:tcPr>
-            <w:tcW w:w="994" w:type="dxa"/>
+            <w:tcW w:w="1417" w:type="dxa"/>
             <w:tcBorders>
               <w:top w:val="single" w:sz="6" w:space="0" w:color="00000A"/>
               <w:left w:val="single" w:sz="6" w:space="0" w:color="00000A"/>
@@ -1259,12 +1296,17 @@
           <w:p>
             <w:pPr>
               <w:pStyle w:val="NormalWeb"/>
+              <w:jc w:val="center"/>
             </w:pPr>
+            <w:r>
+              <w:lastRenderedPageBreak/>
+              <w:t>05-08-2025</w:t>
+            </w:r>
           </w:p>
         </w:tc>
         <w:tc>
           <w:tcPr>
-            <w:tcW w:w="1069" w:type="dxa"/>
+            <w:tcW w:w="1418" w:type="dxa"/>
             <w:tcBorders>
               <w:top w:val="single" w:sz="6" w:space="0" w:color="00000A"/>
               <w:left w:val="single" w:sz="6" w:space="0" w:color="00000A"/>
@@ -1282,12 +1324,16 @@
           <w:p>
             <w:pPr>
               <w:pStyle w:val="NormalWeb"/>
+              <w:jc w:val="center"/>
             </w:pPr>
+            <w:r>
+              <w:t>26-08-2025</w:t>
+            </w:r>
           </w:p>
         </w:tc>
         <w:tc>
           <w:tcPr>
-            <w:tcW w:w="2078" w:type="dxa"/>
+            <w:tcW w:w="1843" w:type="dxa"/>
             <w:tcBorders>
               <w:top w:val="single" w:sz="6" w:space="0" w:color="00000A"/>
               <w:left w:val="single" w:sz="6" w:space="0" w:color="00000A"/>
@@ -1316,7 +1362,7 @@
         </w:trPr>
         <w:tc>
           <w:tcPr>
-            <w:tcW w:w="1013" w:type="dxa"/>
+            <w:tcW w:w="966" w:type="dxa"/>
             <w:tcBorders>
               <w:top w:val="single" w:sz="6" w:space="0" w:color="00000A"/>
               <w:left w:val="single" w:sz="6" w:space="0" w:color="00000A"/>
@@ -1343,7 +1389,7 @@
         </w:tc>
         <w:tc>
           <w:tcPr>
-            <w:tcW w:w="4726" w:type="dxa"/>
+            <w:tcW w:w="4536" w:type="dxa"/>
             <w:tcBorders>
               <w:top w:val="single" w:sz="6" w:space="0" w:color="00000A"/>
               <w:left w:val="single" w:sz="6" w:space="0" w:color="00000A"/>
@@ -1361,6 +1407,7 @@
           <w:p>
             <w:pPr>
               <w:pStyle w:val="NormalWeb"/>
+              <w:jc w:val="both"/>
             </w:pPr>
             <w:r>
               <w:t>D</w:t>
@@ -1372,7 +1419,7 @@
         </w:tc>
         <w:tc>
           <w:tcPr>
-            <w:tcW w:w="994" w:type="dxa"/>
+            <w:tcW w:w="1417" w:type="dxa"/>
             <w:tcBorders>
               <w:top w:val="single" w:sz="6" w:space="0" w:color="00000A"/>
               <w:left w:val="single" w:sz="6" w:space="0" w:color="00000A"/>
@@ -1390,12 +1437,16 @@
           <w:p>
             <w:pPr>
               <w:pStyle w:val="NormalWeb"/>
+              <w:jc w:val="center"/>
             </w:pPr>
+            <w:r>
+              <w:t>05-08-2025</w:t>
+            </w:r>
           </w:p>
         </w:tc>
         <w:tc>
           <w:tcPr>
-            <w:tcW w:w="1069" w:type="dxa"/>
+            <w:tcW w:w="1418" w:type="dxa"/>
             <w:tcBorders>
               <w:top w:val="single" w:sz="6" w:space="0" w:color="00000A"/>
               <w:left w:val="single" w:sz="6" w:space="0" w:color="00000A"/>
@@ -1413,12 +1464,16 @@
           <w:p>
             <w:pPr>
               <w:pStyle w:val="NormalWeb"/>
+              <w:jc w:val="center"/>
             </w:pPr>
+            <w:r>
+              <w:t>26-08-2025</w:t>
+            </w:r>
           </w:p>
         </w:tc>
         <w:tc>
           <w:tcPr>
-            <w:tcW w:w="2078" w:type="dxa"/>
+            <w:tcW w:w="1843" w:type="dxa"/>
             <w:tcBorders>
               <w:top w:val="single" w:sz="6" w:space="0" w:color="00000A"/>
               <w:left w:val="single" w:sz="6" w:space="0" w:color="00000A"/>
@@ -1447,7 +1502,7 @@
         </w:trPr>
         <w:tc>
           <w:tcPr>
-            <w:tcW w:w="1013" w:type="dxa"/>
+            <w:tcW w:w="966" w:type="dxa"/>
             <w:tcBorders>
               <w:top w:val="single" w:sz="6" w:space="0" w:color="00000A"/>
               <w:left w:val="single" w:sz="6" w:space="0" w:color="00000A"/>
@@ -1474,7 +1529,7 @@
         </w:tc>
         <w:tc>
           <w:tcPr>
-            <w:tcW w:w="4726" w:type="dxa"/>
+            <w:tcW w:w="4536" w:type="dxa"/>
             <w:tcBorders>
               <w:top w:val="single" w:sz="6" w:space="0" w:color="00000A"/>
               <w:left w:val="single" w:sz="6" w:space="0" w:color="00000A"/>
@@ -1492,6 +1547,7 @@
           <w:p>
             <w:pPr>
               <w:pStyle w:val="NormalWeb"/>
+              <w:jc w:val="both"/>
             </w:pPr>
             <w:r>
               <w:t>D</w:t>
@@ -1503,7 +1559,7 @@
         </w:tc>
         <w:tc>
           <w:tcPr>
-            <w:tcW w:w="994" w:type="dxa"/>
+            <w:tcW w:w="1417" w:type="dxa"/>
             <w:tcBorders>
               <w:top w:val="single" w:sz="6" w:space="0" w:color="00000A"/>
               <w:left w:val="single" w:sz="6" w:space="0" w:color="00000A"/>
@@ -1521,12 +1577,16 @@
           <w:p>
             <w:pPr>
               <w:pStyle w:val="NormalWeb"/>
+              <w:jc w:val="center"/>
             </w:pPr>
+            <w:r>
+              <w:t>05-08-2025</w:t>
+            </w:r>
           </w:p>
         </w:tc>
         <w:tc>
           <w:tcPr>
-            <w:tcW w:w="1069" w:type="dxa"/>
+            <w:tcW w:w="1418" w:type="dxa"/>
             <w:tcBorders>
               <w:top w:val="single" w:sz="6" w:space="0" w:color="00000A"/>
               <w:left w:val="single" w:sz="6" w:space="0" w:color="00000A"/>
@@ -1544,12 +1604,16 @@
           <w:p>
             <w:pPr>
               <w:pStyle w:val="NormalWeb"/>
+              <w:jc w:val="center"/>
             </w:pPr>
+            <w:r>
+              <w:t>26-08-2025</w:t>
+            </w:r>
           </w:p>
         </w:tc>
         <w:tc>
           <w:tcPr>
-            <w:tcW w:w="2078" w:type="dxa"/>
+            <w:tcW w:w="1843" w:type="dxa"/>
             <w:tcBorders>
               <w:top w:val="single" w:sz="6" w:space="0" w:color="00000A"/>
               <w:left w:val="single" w:sz="6" w:space="0" w:color="00000A"/>
@@ -1601,7 +1665,6 @@
           <w:sz w:val="28"/>
           <w:szCs w:val="36"/>
         </w:rPr>
-        <w:lastRenderedPageBreak/>
         <w:t>Q1</w:t>
       </w:r>
       <w:r>
@@ -2462,6 +2525,7 @@
           <w:szCs w:val="32"/>
           <w:lang w:val="en-IN"/>
         </w:rPr>
+        <w:lastRenderedPageBreak/>
         <w:t>        message = f"{a</w:t>
       </w:r>
       <w:proofErr w:type="gramStart"/>
@@ -2536,7 +2600,6 @@
           <w:szCs w:val="32"/>
           <w:lang w:val="en-IN"/>
         </w:rPr>
-        <w:lastRenderedPageBreak/>
         <w:t xml:space="preserve">        </w:t>
       </w:r>
       <w:proofErr w:type="spellStart"/>
@@ -3536,6 +3599,7 @@
           <w:szCs w:val="32"/>
           <w:lang w:val="en-IN"/>
         </w:rPr>
+        <w:lastRenderedPageBreak/>
         <w:t>        print(message)</w:t>
       </w:r>
     </w:p>
@@ -3572,7 +3636,6 @@
           <w:szCs w:val="32"/>
           <w:lang w:val="en-IN"/>
         </w:rPr>
-        <w:lastRenderedPageBreak/>
         <w:t xml:space="preserve">        if </w:t>
       </w:r>
       <w:proofErr w:type="spellStart"/>
@@ -4319,6 +4382,7 @@
           <w:szCs w:val="32"/>
           <w:lang w:val="en-IN"/>
         </w:rPr>
+        <w:lastRenderedPageBreak/>
         <w:t>Enter the Time in years: 10</w:t>
       </w:r>
     </w:p>
@@ -4357,7 +4421,6 @@
           <w:szCs w:val="32"/>
           <w:lang w:val="en-IN"/>
         </w:rPr>
-        <w:lastRenderedPageBreak/>
         <w:t>Enter the Amount: 250000</w:t>
       </w:r>
     </w:p>
@@ -4765,7 +4828,6 @@
           <w:sz w:val="28"/>
           <w:szCs w:val="36"/>
         </w:rPr>
-        <w:lastRenderedPageBreak/>
         <w:t>Q2. Develop a client-Server application using UDP where the client will send a decimal integer to the server and the server will calculate the sum of its even positioned digits and send back the result to the client. The client will display the result. [Example: Input: 1248, Output: 2+8=10]</w:t>
       </w:r>
     </w:p>
@@ -5562,6 +5624,7 @@
           <w:szCs w:val="32"/>
           <w:lang w:val="en-IN"/>
         </w:rPr>
+        <w:lastRenderedPageBreak/>
         <w:t>            break</w:t>
       </w:r>
     </w:p>
@@ -5600,7 +5663,6 @@
           <w:szCs w:val="32"/>
           <w:lang w:val="en-IN"/>
         </w:rPr>
-        <w:lastRenderedPageBreak/>
         <w:t>        # Send the number to the server</w:t>
       </w:r>
     </w:p>
@@ -6508,54 +6570,6 @@
           <w:sz w:val="24"/>
           <w:lang w:val="en-IN"/>
         </w:rPr>
-        <w:t xml:space="preserve">        </w:t>
-      </w:r>
-      <w:proofErr w:type="gramStart"/>
-      <w:r>
-        <w:rPr>
-          <w:sz w:val="24"/>
-          <w:lang w:val="en-IN"/>
-        </w:rPr>
-        <w:t>print(</w:t>
-      </w:r>
-      <w:proofErr w:type="gramEnd"/>
-      <w:r>
-        <w:rPr>
-          <w:sz w:val="24"/>
-          <w:lang w:val="en-IN"/>
-        </w:rPr>
-        <w:t>"data: ", data)</w:t>
-      </w:r>
-    </w:p>
-    <w:p>
-      <w:pPr>
-        <w:jc w:val="left"/>
-        <w:rPr>
-          <w:sz w:val="24"/>
-          <w:lang w:val="en-IN"/>
-        </w:rPr>
-      </w:pPr>
-      <w:r>
-        <w:rPr>
-          <w:sz w:val="24"/>
-          <w:lang w:val="en-IN"/>
-        </w:rPr>
-        <w:t>        # Print the address of the client</w:t>
-      </w:r>
-    </w:p>
-    <w:p>
-      <w:pPr>
-        <w:jc w:val="left"/>
-        <w:rPr>
-          <w:sz w:val="24"/>
-          <w:lang w:val="en-IN"/>
-        </w:rPr>
-      </w:pPr>
-      <w:r>
-        <w:rPr>
-          <w:sz w:val="24"/>
-          <w:lang w:val="en-IN"/>
-        </w:rPr>
         <w:lastRenderedPageBreak/>
         <w:t xml:space="preserve">        </w:t>
       </w:r>
@@ -6573,6 +6587,54 @@
           <w:sz w:val="24"/>
           <w:lang w:val="en-IN"/>
         </w:rPr>
+        <w:t>"data: ", data)</w:t>
+      </w:r>
+    </w:p>
+    <w:p>
+      <w:pPr>
+        <w:jc w:val="left"/>
+        <w:rPr>
+          <w:sz w:val="24"/>
+          <w:lang w:val="en-IN"/>
+        </w:rPr>
+      </w:pPr>
+      <w:r>
+        <w:rPr>
+          <w:sz w:val="24"/>
+          <w:lang w:val="en-IN"/>
+        </w:rPr>
+        <w:t>        # Print the address of the client</w:t>
+      </w:r>
+    </w:p>
+    <w:p>
+      <w:pPr>
+        <w:jc w:val="left"/>
+        <w:rPr>
+          <w:sz w:val="24"/>
+          <w:lang w:val="en-IN"/>
+        </w:rPr>
+      </w:pPr>
+      <w:r>
+        <w:rPr>
+          <w:sz w:val="24"/>
+          <w:lang w:val="en-IN"/>
+        </w:rPr>
+        <w:t xml:space="preserve">        </w:t>
+      </w:r>
+      <w:proofErr w:type="gramStart"/>
+      <w:r>
+        <w:rPr>
+          <w:sz w:val="24"/>
+          <w:lang w:val="en-IN"/>
+        </w:rPr>
+        <w:t>print(</w:t>
+      </w:r>
+      <w:proofErr w:type="gramEnd"/>
+      <w:r>
+        <w:rPr>
+          <w:sz w:val="24"/>
+          <w:lang w:val="en-IN"/>
+        </w:rPr>
         <w:t>"Address: ", address)</w:t>
       </w:r>
     </w:p>
@@ -7269,6 +7331,7 @@
           <w:sz w:val="24"/>
           <w:lang w:val="en-IN"/>
         </w:rPr>
+        <w:lastRenderedPageBreak/>
         <w:t>if __name__ == '__main__':</w:t>
       </w:r>
     </w:p>
@@ -7340,7 +7403,6 @@
           <w:szCs w:val="40"/>
           <w:u w:val="single"/>
         </w:rPr>
-        <w:lastRenderedPageBreak/>
         <w:t>Output</w:t>
       </w:r>
       <w:r>
@@ -7875,6 +7937,7 @@
           <w:szCs w:val="32"/>
           <w:lang w:val="en-IN"/>
         </w:rPr>
+        <w:lastRenderedPageBreak/>
         <w:t>Address</w:t>
       </w:r>
       <w:proofErr w:type="gramStart"/>
@@ -7931,7 +7994,6 @@
           <w:szCs w:val="32"/>
           <w:lang w:val="en-IN"/>
         </w:rPr>
-        <w:lastRenderedPageBreak/>
         <w:t>The output is:  8</w:t>
       </w:r>
     </w:p>
@@ -8330,7 +8392,6 @@
           <w:sz w:val="28"/>
           <w:szCs w:val="36"/>
         </w:rPr>
-        <w:lastRenderedPageBreak/>
         <w:t>Q3. Develop a client-server application using UDP where the client will send a filename to the server and the server will display the content of the file, otherwise display a message “file does not exist on the server”. Note: The file is situated at the server side.</w:t>
       </w:r>
     </w:p>
@@ -9215,6 +9276,7 @@
           <w:szCs w:val="32"/>
           <w:lang w:val="en-IN"/>
         </w:rPr>
+        <w:lastRenderedPageBreak/>
         <w:t>if __name__ == '__main__':</w:t>
       </w:r>
     </w:p>
@@ -9299,7 +9361,6 @@
           <w:u w:val="single"/>
           <w:lang w:val="en-IN"/>
         </w:rPr>
-        <w:lastRenderedPageBreak/>
         <w:t>Server Side</w:t>
       </w:r>
       <w:proofErr w:type="gramEnd"/>
@@ -10349,6 +10410,7 @@
           <w:szCs w:val="32"/>
           <w:lang w:val="en-IN"/>
         </w:rPr>
+        <w:lastRenderedPageBreak/>
         <w:t>            message = "File does not exist on the server"</w:t>
       </w:r>
     </w:p>
@@ -10435,7 +10497,6 @@
           <w:szCs w:val="32"/>
           <w:lang w:val="en-IN"/>
         </w:rPr>
-        <w:lastRenderedPageBreak/>
         <w:t xml:space="preserve">    </w:t>
       </w:r>
       <w:proofErr w:type="spellStart"/>
@@ -11101,6 +11162,7 @@
           <w:sz w:val="24"/>
           <w:szCs w:val="32"/>
         </w:rPr>
+        <w:lastRenderedPageBreak/>
         <w:t>exit</w:t>
       </w:r>
     </w:p>
@@ -11137,7 +11199,6 @@
           <w:sz w:val="28"/>
           <w:szCs w:val="36"/>
         </w:rPr>
-        <w:lastRenderedPageBreak/>
         <w:t>Q4. Develop a client-server application using TCP where the client will send two operands and an operator to the server in operand1 operator operand2 format and the server will calculate the result and display it. Allowed operators are +, -, *, /, %.</w:t>
       </w:r>
     </w:p>
@@ -12086,6 +12147,7 @@
           <w:szCs w:val="32"/>
           <w:lang w:val="en-IN"/>
         </w:rPr>
+        <w:lastRenderedPageBreak/>
         <w:t xml:space="preserve">        </w:t>
       </w:r>
       <w:proofErr w:type="gramStart"/>
@@ -12142,7 +12204,6 @@
           <w:szCs w:val="32"/>
           <w:lang w:val="en-IN"/>
         </w:rPr>
-        <w:lastRenderedPageBreak/>
         <w:t xml:space="preserve">    </w:t>
       </w:r>
       <w:proofErr w:type="spellStart"/>
@@ -13006,6 +13067,7 @@
           <w:sz w:val="24"/>
           <w:lang w:val="en-IN"/>
         </w:rPr>
+        <w:lastRenderedPageBreak/>
         <w:t xml:space="preserve">        a, b, c = </w:t>
       </w:r>
       <w:proofErr w:type="gramStart"/>
@@ -13074,512 +13136,579 @@
           <w:sz w:val="24"/>
           <w:lang w:val="en-IN"/>
         </w:rPr>
+        <w:t xml:space="preserve">        c = int(c)   </w:t>
+      </w:r>
+    </w:p>
+    <w:p>
+      <w:pPr>
+        <w:spacing w:line="240" w:lineRule="auto"/>
+        <w:jc w:val="left"/>
+        <w:rPr>
+          <w:sz w:val="24"/>
+          <w:lang w:val="en-IN"/>
+        </w:rPr>
+      </w:pPr>
+      <w:r>
+        <w:rPr>
+          <w:sz w:val="24"/>
+          <w:lang w:val="en-IN"/>
+        </w:rPr>
+        <w:t>        try:</w:t>
+      </w:r>
+    </w:p>
+    <w:p>
+      <w:pPr>
+        <w:spacing w:line="240" w:lineRule="auto"/>
+        <w:jc w:val="left"/>
+        <w:rPr>
+          <w:sz w:val="24"/>
+          <w:lang w:val="en-IN"/>
+        </w:rPr>
+      </w:pPr>
+      <w:r>
+        <w:rPr>
+          <w:sz w:val="24"/>
+          <w:lang w:val="en-IN"/>
+        </w:rPr>
+        <w:t>            if b == "+":</w:t>
+      </w:r>
+    </w:p>
+    <w:p>
+      <w:pPr>
+        <w:spacing w:line="240" w:lineRule="auto"/>
+        <w:jc w:val="left"/>
+        <w:rPr>
+          <w:sz w:val="24"/>
+          <w:lang w:val="en-IN"/>
+        </w:rPr>
+      </w:pPr>
+      <w:r>
+        <w:rPr>
+          <w:sz w:val="24"/>
+          <w:lang w:val="en-IN"/>
+        </w:rPr>
+        <w:t>                res = a + c</w:t>
+      </w:r>
+    </w:p>
+    <w:p>
+      <w:pPr>
+        <w:spacing w:line="240" w:lineRule="auto"/>
+        <w:jc w:val="left"/>
+        <w:rPr>
+          <w:sz w:val="24"/>
+          <w:lang w:val="en-IN"/>
+        </w:rPr>
+      </w:pPr>
+      <w:r>
+        <w:rPr>
+          <w:sz w:val="24"/>
+          <w:lang w:val="en-IN"/>
+        </w:rPr>
+        <w:t xml:space="preserve">            </w:t>
+      </w:r>
+      <w:proofErr w:type="spellStart"/>
+      <w:r>
+        <w:rPr>
+          <w:sz w:val="24"/>
+          <w:lang w:val="en-IN"/>
+        </w:rPr>
+        <w:t>elif</w:t>
+      </w:r>
+      <w:proofErr w:type="spellEnd"/>
+      <w:r>
+        <w:rPr>
+          <w:sz w:val="24"/>
+          <w:lang w:val="en-IN"/>
+        </w:rPr>
+        <w:t xml:space="preserve"> b == "-":</w:t>
+      </w:r>
+    </w:p>
+    <w:p>
+      <w:pPr>
+        <w:spacing w:line="240" w:lineRule="auto"/>
+        <w:jc w:val="left"/>
+        <w:rPr>
+          <w:sz w:val="24"/>
+          <w:lang w:val="en-IN"/>
+        </w:rPr>
+      </w:pPr>
+      <w:r>
+        <w:rPr>
+          <w:sz w:val="24"/>
+          <w:lang w:val="en-IN"/>
+        </w:rPr>
+        <w:t>                res = a - c</w:t>
+      </w:r>
+    </w:p>
+    <w:p>
+      <w:pPr>
+        <w:spacing w:line="240" w:lineRule="auto"/>
+        <w:jc w:val="left"/>
+        <w:rPr>
+          <w:sz w:val="24"/>
+          <w:lang w:val="en-IN"/>
+        </w:rPr>
+      </w:pPr>
+      <w:r>
+        <w:rPr>
+          <w:sz w:val="24"/>
+          <w:lang w:val="en-IN"/>
+        </w:rPr>
+        <w:t xml:space="preserve">            </w:t>
+      </w:r>
+      <w:proofErr w:type="spellStart"/>
+      <w:r>
+        <w:rPr>
+          <w:sz w:val="24"/>
+          <w:lang w:val="en-IN"/>
+        </w:rPr>
+        <w:t>elif</w:t>
+      </w:r>
+      <w:proofErr w:type="spellEnd"/>
+      <w:r>
+        <w:rPr>
+          <w:sz w:val="24"/>
+          <w:lang w:val="en-IN"/>
+        </w:rPr>
+        <w:t xml:space="preserve"> b == "*":</w:t>
+      </w:r>
+    </w:p>
+    <w:p>
+      <w:pPr>
+        <w:spacing w:line="240" w:lineRule="auto"/>
+        <w:jc w:val="left"/>
+        <w:rPr>
+          <w:sz w:val="24"/>
+          <w:lang w:val="en-IN"/>
+        </w:rPr>
+      </w:pPr>
+      <w:r>
+        <w:rPr>
+          <w:sz w:val="24"/>
+          <w:lang w:val="en-IN"/>
+        </w:rPr>
+        <w:t>                res = a * c</w:t>
+      </w:r>
+    </w:p>
+    <w:p>
+      <w:pPr>
+        <w:spacing w:line="240" w:lineRule="auto"/>
+        <w:jc w:val="left"/>
+        <w:rPr>
+          <w:sz w:val="24"/>
+          <w:lang w:val="en-IN"/>
+        </w:rPr>
+      </w:pPr>
+      <w:r>
+        <w:rPr>
+          <w:sz w:val="24"/>
+          <w:lang w:val="en-IN"/>
+        </w:rPr>
+        <w:t xml:space="preserve">            </w:t>
+      </w:r>
+      <w:proofErr w:type="spellStart"/>
+      <w:r>
+        <w:rPr>
+          <w:sz w:val="24"/>
+          <w:lang w:val="en-IN"/>
+        </w:rPr>
+        <w:t>elif</w:t>
+      </w:r>
+      <w:proofErr w:type="spellEnd"/>
+      <w:r>
+        <w:rPr>
+          <w:sz w:val="24"/>
+          <w:lang w:val="en-IN"/>
+        </w:rPr>
+        <w:t xml:space="preserve"> b == "/":</w:t>
+      </w:r>
+    </w:p>
+    <w:p>
+      <w:pPr>
+        <w:spacing w:line="240" w:lineRule="auto"/>
+        <w:jc w:val="left"/>
+        <w:rPr>
+          <w:sz w:val="24"/>
+          <w:lang w:val="en-IN"/>
+        </w:rPr>
+      </w:pPr>
+      <w:r>
+        <w:rPr>
+          <w:sz w:val="24"/>
+          <w:lang w:val="en-IN"/>
+        </w:rPr>
+        <w:t>                if c == 0:</w:t>
+      </w:r>
+    </w:p>
+    <w:p>
+      <w:pPr>
+        <w:spacing w:line="240" w:lineRule="auto"/>
+        <w:jc w:val="left"/>
+        <w:rPr>
+          <w:sz w:val="24"/>
+          <w:lang w:val="en-IN"/>
+        </w:rPr>
+      </w:pPr>
+      <w:r>
+        <w:rPr>
+          <w:sz w:val="24"/>
+          <w:lang w:val="en-IN"/>
+        </w:rPr>
+        <w:t xml:space="preserve">                    res = "Error </w:t>
+      </w:r>
+      <w:proofErr w:type="spellStart"/>
+      <w:r>
+        <w:rPr>
+          <w:sz w:val="24"/>
+          <w:lang w:val="en-IN"/>
+        </w:rPr>
+        <w:t>beacuase</w:t>
+      </w:r>
+      <w:proofErr w:type="spellEnd"/>
+      <w:r>
+        <w:rPr>
+          <w:sz w:val="24"/>
+          <w:lang w:val="en-IN"/>
+        </w:rPr>
+        <w:t xml:space="preserve"> Division by zero"</w:t>
+      </w:r>
+    </w:p>
+    <w:p>
+      <w:pPr>
+        <w:spacing w:line="240" w:lineRule="auto"/>
+        <w:jc w:val="left"/>
+        <w:rPr>
+          <w:sz w:val="24"/>
+          <w:lang w:val="en-IN"/>
+        </w:rPr>
+      </w:pPr>
+      <w:r>
+        <w:rPr>
+          <w:sz w:val="24"/>
+          <w:lang w:val="en-IN"/>
+        </w:rPr>
+        <w:t>                else:</w:t>
+      </w:r>
+    </w:p>
+    <w:p>
+      <w:pPr>
+        <w:spacing w:line="240" w:lineRule="auto"/>
+        <w:jc w:val="left"/>
+        <w:rPr>
+          <w:sz w:val="24"/>
+          <w:lang w:val="en-IN"/>
+        </w:rPr>
+      </w:pPr>
+      <w:r>
+        <w:rPr>
+          <w:sz w:val="24"/>
+          <w:lang w:val="en-IN"/>
+        </w:rPr>
+        <w:t>                    res = a / c</w:t>
+      </w:r>
+    </w:p>
+    <w:p>
+      <w:pPr>
+        <w:spacing w:line="240" w:lineRule="auto"/>
+        <w:jc w:val="left"/>
+        <w:rPr>
+          <w:sz w:val="24"/>
+          <w:lang w:val="en-IN"/>
+        </w:rPr>
+      </w:pPr>
+      <w:r>
+        <w:rPr>
+          <w:sz w:val="24"/>
+          <w:lang w:val="en-IN"/>
+        </w:rPr>
+        <w:t xml:space="preserve">            </w:t>
+      </w:r>
+      <w:proofErr w:type="spellStart"/>
+      <w:r>
+        <w:rPr>
+          <w:sz w:val="24"/>
+          <w:lang w:val="en-IN"/>
+        </w:rPr>
+        <w:t>elif</w:t>
+      </w:r>
+      <w:proofErr w:type="spellEnd"/>
+      <w:r>
+        <w:rPr>
+          <w:sz w:val="24"/>
+          <w:lang w:val="en-IN"/>
+        </w:rPr>
+        <w:t xml:space="preserve"> b == "%":</w:t>
+      </w:r>
+    </w:p>
+    <w:p>
+      <w:pPr>
+        <w:spacing w:line="240" w:lineRule="auto"/>
+        <w:jc w:val="left"/>
+        <w:rPr>
+          <w:sz w:val="24"/>
+          <w:lang w:val="en-IN"/>
+        </w:rPr>
+      </w:pPr>
+      <w:r>
+        <w:rPr>
+          <w:sz w:val="24"/>
+          <w:lang w:val="en-IN"/>
+        </w:rPr>
+        <w:t>                if c == 0:</w:t>
+      </w:r>
+    </w:p>
+    <w:p>
+      <w:pPr>
+        <w:spacing w:line="240" w:lineRule="auto"/>
+        <w:jc w:val="left"/>
+        <w:rPr>
+          <w:sz w:val="24"/>
+          <w:lang w:val="en-IN"/>
+        </w:rPr>
+      </w:pPr>
+      <w:r>
+        <w:rPr>
+          <w:sz w:val="24"/>
+          <w:lang w:val="en-IN"/>
+        </w:rPr>
+        <w:t xml:space="preserve">                    res = "Error </w:t>
+      </w:r>
+      <w:proofErr w:type="spellStart"/>
+      <w:r>
+        <w:rPr>
+          <w:sz w:val="24"/>
+          <w:lang w:val="en-IN"/>
+        </w:rPr>
+        <w:t>beacuase</w:t>
+      </w:r>
+      <w:proofErr w:type="spellEnd"/>
+      <w:r>
+        <w:rPr>
+          <w:sz w:val="24"/>
+          <w:lang w:val="en-IN"/>
+        </w:rPr>
+        <w:t xml:space="preserve"> Modulo by zero"</w:t>
+      </w:r>
+    </w:p>
+    <w:p>
+      <w:pPr>
+        <w:spacing w:line="240" w:lineRule="auto"/>
+        <w:jc w:val="left"/>
+        <w:rPr>
+          <w:sz w:val="24"/>
+          <w:lang w:val="en-IN"/>
+        </w:rPr>
+      </w:pPr>
+      <w:r>
+        <w:rPr>
+          <w:sz w:val="24"/>
+          <w:lang w:val="en-IN"/>
+        </w:rPr>
+        <w:t>                else:</w:t>
+      </w:r>
+    </w:p>
+    <w:p>
+      <w:pPr>
+        <w:spacing w:line="240" w:lineRule="auto"/>
+        <w:jc w:val="left"/>
+        <w:rPr>
+          <w:sz w:val="24"/>
+          <w:lang w:val="en-IN"/>
+        </w:rPr>
+      </w:pPr>
+      <w:r>
+        <w:rPr>
+          <w:sz w:val="24"/>
+          <w:lang w:val="en-IN"/>
+        </w:rPr>
+        <w:t>                    res = a % c</w:t>
+      </w:r>
+    </w:p>
+    <w:p>
+      <w:pPr>
+        <w:spacing w:line="240" w:lineRule="auto"/>
+        <w:jc w:val="left"/>
+        <w:rPr>
+          <w:sz w:val="24"/>
+          <w:lang w:val="en-IN"/>
+        </w:rPr>
+      </w:pPr>
+      <w:r>
+        <w:rPr>
+          <w:sz w:val="24"/>
+          <w:lang w:val="en-IN"/>
+        </w:rPr>
+        <w:t>            else:</w:t>
+      </w:r>
+    </w:p>
+    <w:p>
+      <w:pPr>
+        <w:spacing w:line="240" w:lineRule="auto"/>
+        <w:jc w:val="left"/>
+        <w:rPr>
+          <w:sz w:val="24"/>
+          <w:lang w:val="en-IN"/>
+        </w:rPr>
+      </w:pPr>
+      <w:r>
+        <w:rPr>
+          <w:sz w:val="24"/>
+          <w:lang w:val="en-IN"/>
+        </w:rPr>
+        <w:t>                res = "Invalid operator"</w:t>
+      </w:r>
+    </w:p>
+    <w:p>
+      <w:pPr>
+        <w:spacing w:line="240" w:lineRule="auto"/>
+        <w:jc w:val="left"/>
+        <w:rPr>
+          <w:sz w:val="24"/>
+          <w:lang w:val="en-IN"/>
+        </w:rPr>
+      </w:pPr>
+      <w:r>
+        <w:rPr>
+          <w:sz w:val="24"/>
+          <w:lang w:val="en-IN"/>
+        </w:rPr>
+        <w:t>        except Exception as e:</w:t>
+      </w:r>
+    </w:p>
+    <w:p>
+      <w:pPr>
+        <w:spacing w:line="240" w:lineRule="auto"/>
+        <w:jc w:val="left"/>
+        <w:rPr>
+          <w:sz w:val="24"/>
+          <w:lang w:val="en-IN"/>
+        </w:rPr>
+      </w:pPr>
+      <w:r>
+        <w:rPr>
+          <w:sz w:val="24"/>
+          <w:lang w:val="en-IN"/>
+        </w:rPr>
+        <w:t>            print(e)</w:t>
+      </w:r>
+    </w:p>
+    <w:p>
+      <w:pPr>
+        <w:spacing w:line="240" w:lineRule="auto"/>
+        <w:jc w:val="left"/>
+        <w:rPr>
+          <w:sz w:val="24"/>
+          <w:lang w:val="en-IN"/>
+        </w:rPr>
+      </w:pPr>
+      <w:r>
+        <w:rPr>
+          <w:sz w:val="24"/>
+          <w:lang w:val="en-IN"/>
+        </w:rPr>
+        <w:t xml:space="preserve">        # Convert result into string </w:t>
+      </w:r>
+    </w:p>
+    <w:p>
+      <w:pPr>
+        <w:spacing w:line="240" w:lineRule="auto"/>
+        <w:jc w:val="left"/>
+        <w:rPr>
+          <w:sz w:val="24"/>
+          <w:lang w:val="en-IN"/>
+        </w:rPr>
+      </w:pPr>
+      <w:r>
+        <w:rPr>
+          <w:sz w:val="24"/>
+          <w:lang w:val="en-IN"/>
+        </w:rPr>
+        <w:t>        message = str(res)</w:t>
+      </w:r>
+    </w:p>
+    <w:p>
+      <w:pPr>
+        <w:spacing w:line="240" w:lineRule="auto"/>
+        <w:jc w:val="left"/>
+        <w:rPr>
+          <w:sz w:val="24"/>
+          <w:lang w:val="en-IN"/>
+        </w:rPr>
+      </w:pPr>
+      <w:r>
+        <w:rPr>
+          <w:sz w:val="24"/>
+          <w:lang w:val="en-IN"/>
+        </w:rPr>
+        <w:t>        # Show result</w:t>
+      </w:r>
+    </w:p>
+    <w:p>
+      <w:pPr>
+        <w:spacing w:line="240" w:lineRule="auto"/>
+        <w:jc w:val="left"/>
+        <w:rPr>
+          <w:sz w:val="24"/>
+          <w:lang w:val="en-IN"/>
+        </w:rPr>
+      </w:pPr>
+      <w:r>
+        <w:rPr>
+          <w:sz w:val="24"/>
+          <w:lang w:val="en-IN"/>
+        </w:rPr>
+        <w:t xml:space="preserve">        </w:t>
+      </w:r>
+      <w:proofErr w:type="gramStart"/>
+      <w:r>
+        <w:rPr>
+          <w:sz w:val="24"/>
+          <w:lang w:val="en-IN"/>
+        </w:rPr>
+        <w:t>print(</w:t>
+      </w:r>
+      <w:proofErr w:type="gramEnd"/>
+      <w:r>
+        <w:rPr>
+          <w:sz w:val="24"/>
+          <w:lang w:val="en-IN"/>
+        </w:rPr>
+        <w:t>"Result calculated on server:", message)</w:t>
+      </w:r>
+    </w:p>
+    <w:p>
+      <w:pPr>
+        <w:spacing w:line="240" w:lineRule="auto"/>
+        <w:jc w:val="left"/>
+        <w:rPr>
+          <w:sz w:val="24"/>
+          <w:lang w:val="en-IN"/>
+        </w:rPr>
+      </w:pPr>
+      <w:r>
+        <w:rPr>
+          <w:sz w:val="24"/>
+          <w:lang w:val="en-IN"/>
+        </w:rPr>
+        <w:t>        print("\n")</w:t>
+      </w:r>
+    </w:p>
+    <w:p>
+      <w:pPr>
+        <w:spacing w:line="240" w:lineRule="auto"/>
+        <w:jc w:val="left"/>
+        <w:rPr>
+          <w:sz w:val="24"/>
+          <w:lang w:val="en-IN"/>
+        </w:rPr>
+      </w:pPr>
+      <w:r>
+        <w:rPr>
+          <w:sz w:val="24"/>
+          <w:lang w:val="en-IN"/>
+        </w:rPr>
         <w:lastRenderedPageBreak/>
-        <w:t xml:space="preserve">        c = int(c)   </w:t>
-      </w:r>
-    </w:p>
-    <w:p>
-      <w:pPr>
-        <w:spacing w:line="240" w:lineRule="auto"/>
-        <w:jc w:val="left"/>
-        <w:rPr>
-          <w:sz w:val="24"/>
-          <w:lang w:val="en-IN"/>
-        </w:rPr>
-      </w:pPr>
-      <w:r>
-        <w:rPr>
-          <w:sz w:val="24"/>
-          <w:lang w:val="en-IN"/>
-        </w:rPr>
-        <w:t>        try:</w:t>
-      </w:r>
-    </w:p>
-    <w:p>
-      <w:pPr>
-        <w:spacing w:line="240" w:lineRule="auto"/>
-        <w:jc w:val="left"/>
-        <w:rPr>
-          <w:sz w:val="24"/>
-          <w:lang w:val="en-IN"/>
-        </w:rPr>
-      </w:pPr>
-      <w:r>
-        <w:rPr>
-          <w:sz w:val="24"/>
-          <w:lang w:val="en-IN"/>
-        </w:rPr>
-        <w:t>            if b == "+":</w:t>
-      </w:r>
-    </w:p>
-    <w:p>
-      <w:pPr>
-        <w:spacing w:line="240" w:lineRule="auto"/>
-        <w:jc w:val="left"/>
-        <w:rPr>
-          <w:sz w:val="24"/>
-          <w:lang w:val="en-IN"/>
-        </w:rPr>
-      </w:pPr>
-      <w:r>
-        <w:rPr>
-          <w:sz w:val="24"/>
-          <w:lang w:val="en-IN"/>
-        </w:rPr>
-        <w:t>                res = a + c</w:t>
-      </w:r>
-    </w:p>
-    <w:p>
-      <w:pPr>
-        <w:spacing w:line="240" w:lineRule="auto"/>
-        <w:jc w:val="left"/>
-        <w:rPr>
-          <w:sz w:val="24"/>
-          <w:lang w:val="en-IN"/>
-        </w:rPr>
-      </w:pPr>
-      <w:r>
-        <w:rPr>
-          <w:sz w:val="24"/>
-          <w:lang w:val="en-IN"/>
-        </w:rPr>
-        <w:t xml:space="preserve">            </w:t>
-      </w:r>
-      <w:proofErr w:type="spellStart"/>
-      <w:r>
-        <w:rPr>
-          <w:sz w:val="24"/>
-          <w:lang w:val="en-IN"/>
-        </w:rPr>
-        <w:t>elif</w:t>
-      </w:r>
-      <w:proofErr w:type="spellEnd"/>
-      <w:r>
-        <w:rPr>
-          <w:sz w:val="24"/>
-          <w:lang w:val="en-IN"/>
-        </w:rPr>
-        <w:t xml:space="preserve"> b == "-":</w:t>
-      </w:r>
-    </w:p>
-    <w:p>
-      <w:pPr>
-        <w:spacing w:line="240" w:lineRule="auto"/>
-        <w:jc w:val="left"/>
-        <w:rPr>
-          <w:sz w:val="24"/>
-          <w:lang w:val="en-IN"/>
-        </w:rPr>
-      </w:pPr>
-      <w:r>
-        <w:rPr>
-          <w:sz w:val="24"/>
-          <w:lang w:val="en-IN"/>
-        </w:rPr>
-        <w:t>                res = a - c</w:t>
-      </w:r>
-    </w:p>
-    <w:p>
-      <w:pPr>
-        <w:spacing w:line="240" w:lineRule="auto"/>
-        <w:jc w:val="left"/>
-        <w:rPr>
-          <w:sz w:val="24"/>
-          <w:lang w:val="en-IN"/>
-        </w:rPr>
-      </w:pPr>
-      <w:r>
-        <w:rPr>
-          <w:sz w:val="24"/>
-          <w:lang w:val="en-IN"/>
-        </w:rPr>
-        <w:t xml:space="preserve">            </w:t>
-      </w:r>
-      <w:proofErr w:type="spellStart"/>
-      <w:r>
-        <w:rPr>
-          <w:sz w:val="24"/>
-          <w:lang w:val="en-IN"/>
-        </w:rPr>
-        <w:t>elif</w:t>
-      </w:r>
-      <w:proofErr w:type="spellEnd"/>
-      <w:r>
-        <w:rPr>
-          <w:sz w:val="24"/>
-          <w:lang w:val="en-IN"/>
-        </w:rPr>
-        <w:t xml:space="preserve"> b == "*":</w:t>
-      </w:r>
-    </w:p>
-    <w:p>
-      <w:pPr>
-        <w:spacing w:line="240" w:lineRule="auto"/>
-        <w:jc w:val="left"/>
-        <w:rPr>
-          <w:sz w:val="24"/>
-          <w:lang w:val="en-IN"/>
-        </w:rPr>
-      </w:pPr>
-      <w:r>
-        <w:rPr>
-          <w:sz w:val="24"/>
-          <w:lang w:val="en-IN"/>
-        </w:rPr>
-        <w:t>                res = a * c</w:t>
-      </w:r>
-    </w:p>
-    <w:p>
-      <w:pPr>
-        <w:spacing w:line="240" w:lineRule="auto"/>
-        <w:jc w:val="left"/>
-        <w:rPr>
-          <w:sz w:val="24"/>
-          <w:lang w:val="en-IN"/>
-        </w:rPr>
-      </w:pPr>
-      <w:r>
-        <w:rPr>
-          <w:sz w:val="24"/>
-          <w:lang w:val="en-IN"/>
-        </w:rPr>
-        <w:t xml:space="preserve">            </w:t>
-      </w:r>
-      <w:proofErr w:type="spellStart"/>
-      <w:r>
-        <w:rPr>
-          <w:sz w:val="24"/>
-          <w:lang w:val="en-IN"/>
-        </w:rPr>
-        <w:t>elif</w:t>
-      </w:r>
-      <w:proofErr w:type="spellEnd"/>
-      <w:r>
-        <w:rPr>
-          <w:sz w:val="24"/>
-          <w:lang w:val="en-IN"/>
-        </w:rPr>
-        <w:t xml:space="preserve"> b == "/":</w:t>
-      </w:r>
-    </w:p>
-    <w:p>
-      <w:pPr>
-        <w:spacing w:line="240" w:lineRule="auto"/>
-        <w:jc w:val="left"/>
-        <w:rPr>
-          <w:sz w:val="24"/>
-          <w:lang w:val="en-IN"/>
-        </w:rPr>
-      </w:pPr>
-      <w:r>
-        <w:rPr>
-          <w:sz w:val="24"/>
-          <w:lang w:val="en-IN"/>
-        </w:rPr>
-        <w:t>                if c == 0:</w:t>
-      </w:r>
-    </w:p>
-    <w:p>
-      <w:pPr>
-        <w:spacing w:line="240" w:lineRule="auto"/>
-        <w:jc w:val="left"/>
-        <w:rPr>
-          <w:sz w:val="24"/>
-          <w:lang w:val="en-IN"/>
-        </w:rPr>
-      </w:pPr>
-      <w:r>
-        <w:rPr>
-          <w:sz w:val="24"/>
-          <w:lang w:val="en-IN"/>
-        </w:rPr>
-        <w:t xml:space="preserve">                    res = "Error </w:t>
-      </w:r>
-      <w:proofErr w:type="spellStart"/>
-      <w:r>
-        <w:rPr>
-          <w:sz w:val="24"/>
-          <w:lang w:val="en-IN"/>
-        </w:rPr>
-        <w:t>beacuase</w:t>
-      </w:r>
-      <w:proofErr w:type="spellEnd"/>
-      <w:r>
-        <w:rPr>
-          <w:sz w:val="24"/>
-          <w:lang w:val="en-IN"/>
-        </w:rPr>
-        <w:t xml:space="preserve"> Division by zero"</w:t>
-      </w:r>
-    </w:p>
-    <w:p>
-      <w:pPr>
-        <w:spacing w:line="240" w:lineRule="auto"/>
-        <w:jc w:val="left"/>
-        <w:rPr>
-          <w:sz w:val="24"/>
-          <w:lang w:val="en-IN"/>
-        </w:rPr>
-      </w:pPr>
-      <w:r>
-        <w:rPr>
-          <w:sz w:val="24"/>
-          <w:lang w:val="en-IN"/>
-        </w:rPr>
-        <w:t>                else:</w:t>
-      </w:r>
-    </w:p>
-    <w:p>
-      <w:pPr>
-        <w:spacing w:line="240" w:lineRule="auto"/>
-        <w:jc w:val="left"/>
-        <w:rPr>
-          <w:sz w:val="24"/>
-          <w:lang w:val="en-IN"/>
-        </w:rPr>
-      </w:pPr>
-      <w:r>
-        <w:rPr>
-          <w:sz w:val="24"/>
-          <w:lang w:val="en-IN"/>
-        </w:rPr>
-        <w:t>                    res = a / c</w:t>
-      </w:r>
-    </w:p>
-    <w:p>
-      <w:pPr>
-        <w:spacing w:line="240" w:lineRule="auto"/>
-        <w:jc w:val="left"/>
-        <w:rPr>
-          <w:sz w:val="24"/>
-          <w:lang w:val="en-IN"/>
-        </w:rPr>
-      </w:pPr>
-      <w:r>
-        <w:rPr>
-          <w:sz w:val="24"/>
-          <w:lang w:val="en-IN"/>
-        </w:rPr>
-        <w:t xml:space="preserve">            </w:t>
-      </w:r>
-      <w:proofErr w:type="spellStart"/>
-      <w:r>
-        <w:rPr>
-          <w:sz w:val="24"/>
-          <w:lang w:val="en-IN"/>
-        </w:rPr>
-        <w:t>elif</w:t>
-      </w:r>
-      <w:proofErr w:type="spellEnd"/>
-      <w:r>
-        <w:rPr>
-          <w:sz w:val="24"/>
-          <w:lang w:val="en-IN"/>
-        </w:rPr>
-        <w:t xml:space="preserve"> b == "%":</w:t>
-      </w:r>
-    </w:p>
-    <w:p>
-      <w:pPr>
-        <w:spacing w:line="240" w:lineRule="auto"/>
-        <w:jc w:val="left"/>
-        <w:rPr>
-          <w:sz w:val="24"/>
-          <w:lang w:val="en-IN"/>
-        </w:rPr>
-      </w:pPr>
-      <w:r>
-        <w:rPr>
-          <w:sz w:val="24"/>
-          <w:lang w:val="en-IN"/>
-        </w:rPr>
-        <w:t>                if c == 0:</w:t>
-      </w:r>
-    </w:p>
-    <w:p>
-      <w:pPr>
-        <w:spacing w:line="240" w:lineRule="auto"/>
-        <w:jc w:val="left"/>
-        <w:rPr>
-          <w:sz w:val="24"/>
-          <w:lang w:val="en-IN"/>
-        </w:rPr>
-      </w:pPr>
-      <w:r>
-        <w:rPr>
-          <w:sz w:val="24"/>
-          <w:lang w:val="en-IN"/>
-        </w:rPr>
-        <w:t xml:space="preserve">                    res = "Error </w:t>
-      </w:r>
-      <w:proofErr w:type="spellStart"/>
-      <w:r>
-        <w:rPr>
-          <w:sz w:val="24"/>
-          <w:lang w:val="en-IN"/>
-        </w:rPr>
-        <w:t>beacuase</w:t>
-      </w:r>
-      <w:proofErr w:type="spellEnd"/>
-      <w:r>
-        <w:rPr>
-          <w:sz w:val="24"/>
-          <w:lang w:val="en-IN"/>
-        </w:rPr>
-        <w:t xml:space="preserve"> Modulo by zero"</w:t>
-      </w:r>
-    </w:p>
-    <w:p>
-      <w:pPr>
-        <w:spacing w:line="240" w:lineRule="auto"/>
-        <w:jc w:val="left"/>
-        <w:rPr>
-          <w:sz w:val="24"/>
-          <w:lang w:val="en-IN"/>
-        </w:rPr>
-      </w:pPr>
-      <w:r>
-        <w:rPr>
-          <w:sz w:val="24"/>
-          <w:lang w:val="en-IN"/>
-        </w:rPr>
-        <w:t>                else:</w:t>
-      </w:r>
-    </w:p>
-    <w:p>
-      <w:pPr>
-        <w:spacing w:line="240" w:lineRule="auto"/>
-        <w:jc w:val="left"/>
-        <w:rPr>
-          <w:sz w:val="24"/>
-          <w:lang w:val="en-IN"/>
-        </w:rPr>
-      </w:pPr>
-      <w:r>
-        <w:rPr>
-          <w:sz w:val="24"/>
-          <w:lang w:val="en-IN"/>
-        </w:rPr>
-        <w:t>                    res = a % c</w:t>
-      </w:r>
-    </w:p>
-    <w:p>
-      <w:pPr>
-        <w:spacing w:line="240" w:lineRule="auto"/>
-        <w:jc w:val="left"/>
-        <w:rPr>
-          <w:sz w:val="24"/>
-          <w:lang w:val="en-IN"/>
-        </w:rPr>
-      </w:pPr>
-      <w:r>
-        <w:rPr>
-          <w:sz w:val="24"/>
-          <w:lang w:val="en-IN"/>
-        </w:rPr>
-        <w:t>            else:</w:t>
-      </w:r>
-    </w:p>
-    <w:p>
-      <w:pPr>
-        <w:spacing w:line="240" w:lineRule="auto"/>
-        <w:jc w:val="left"/>
-        <w:rPr>
-          <w:sz w:val="24"/>
-          <w:lang w:val="en-IN"/>
-        </w:rPr>
-      </w:pPr>
-      <w:r>
-        <w:rPr>
-          <w:sz w:val="24"/>
-          <w:lang w:val="en-IN"/>
-        </w:rPr>
-        <w:t>                res = "Invalid operator"</w:t>
-      </w:r>
-    </w:p>
-    <w:p>
-      <w:pPr>
-        <w:spacing w:line="240" w:lineRule="auto"/>
-        <w:jc w:val="left"/>
-        <w:rPr>
-          <w:sz w:val="24"/>
-          <w:lang w:val="en-IN"/>
-        </w:rPr>
-      </w:pPr>
-      <w:r>
-        <w:rPr>
-          <w:sz w:val="24"/>
-          <w:lang w:val="en-IN"/>
-        </w:rPr>
-        <w:t>        except Exception as e:</w:t>
-      </w:r>
-    </w:p>
-    <w:p>
-      <w:pPr>
-        <w:spacing w:line="240" w:lineRule="auto"/>
-        <w:jc w:val="left"/>
-        <w:rPr>
-          <w:sz w:val="24"/>
-          <w:lang w:val="en-IN"/>
-        </w:rPr>
-      </w:pPr>
-      <w:r>
-        <w:rPr>
-          <w:sz w:val="24"/>
-          <w:lang w:val="en-IN"/>
-        </w:rPr>
-        <w:t>            print(e)</w:t>
-      </w:r>
-    </w:p>
-    <w:p>
-      <w:pPr>
-        <w:spacing w:line="240" w:lineRule="auto"/>
-        <w:jc w:val="left"/>
-        <w:rPr>
-          <w:sz w:val="24"/>
-          <w:lang w:val="en-IN"/>
-        </w:rPr>
-      </w:pPr>
-      <w:r>
-        <w:rPr>
-          <w:sz w:val="24"/>
-          <w:lang w:val="en-IN"/>
-        </w:rPr>
-        <w:t xml:space="preserve">        # Convert result into string </w:t>
-      </w:r>
-    </w:p>
-    <w:p>
-      <w:pPr>
-        <w:spacing w:line="240" w:lineRule="auto"/>
-        <w:jc w:val="left"/>
-        <w:rPr>
-          <w:sz w:val="24"/>
-          <w:lang w:val="en-IN"/>
-        </w:rPr>
-      </w:pPr>
-      <w:r>
-        <w:rPr>
-          <w:sz w:val="24"/>
-          <w:lang w:val="en-IN"/>
-        </w:rPr>
-        <w:t>        message = str(res)</w:t>
-      </w:r>
-    </w:p>
-    <w:p>
-      <w:pPr>
-        <w:spacing w:line="240" w:lineRule="auto"/>
-        <w:jc w:val="left"/>
-        <w:rPr>
-          <w:sz w:val="24"/>
-          <w:lang w:val="en-IN"/>
-        </w:rPr>
-      </w:pPr>
-      <w:r>
-        <w:rPr>
-          <w:sz w:val="24"/>
-          <w:lang w:val="en-IN"/>
-        </w:rPr>
-        <w:t>        # Show result</w:t>
+        <w:t>        # Send result back to client</w:t>
       </w:r>
     </w:p>
     <w:p>
@@ -13598,73 +13727,6 @@
         </w:rPr>
         <w:t xml:space="preserve">        </w:t>
       </w:r>
-      <w:proofErr w:type="gramStart"/>
-      <w:r>
-        <w:rPr>
-          <w:sz w:val="24"/>
-          <w:lang w:val="en-IN"/>
-        </w:rPr>
-        <w:t>print(</w:t>
-      </w:r>
-      <w:proofErr w:type="gramEnd"/>
-      <w:r>
-        <w:rPr>
-          <w:sz w:val="24"/>
-          <w:lang w:val="en-IN"/>
-        </w:rPr>
-        <w:t>"Result calculated on server:", message)</w:t>
-      </w:r>
-    </w:p>
-    <w:p>
-      <w:pPr>
-        <w:spacing w:line="240" w:lineRule="auto"/>
-        <w:jc w:val="left"/>
-        <w:rPr>
-          <w:sz w:val="24"/>
-          <w:lang w:val="en-IN"/>
-        </w:rPr>
-      </w:pPr>
-      <w:r>
-        <w:rPr>
-          <w:sz w:val="24"/>
-          <w:lang w:val="en-IN"/>
-        </w:rPr>
-        <w:t>        print("\n")</w:t>
-      </w:r>
-    </w:p>
-    <w:p>
-      <w:pPr>
-        <w:spacing w:line="240" w:lineRule="auto"/>
-        <w:jc w:val="left"/>
-        <w:rPr>
-          <w:sz w:val="24"/>
-          <w:lang w:val="en-IN"/>
-        </w:rPr>
-      </w:pPr>
-      <w:r>
-        <w:rPr>
-          <w:sz w:val="24"/>
-          <w:lang w:val="en-IN"/>
-        </w:rPr>
-        <w:t>        # Send result back to client</w:t>
-      </w:r>
-    </w:p>
-    <w:p>
-      <w:pPr>
-        <w:spacing w:line="240" w:lineRule="auto"/>
-        <w:jc w:val="left"/>
-        <w:rPr>
-          <w:sz w:val="24"/>
-          <w:lang w:val="en-IN"/>
-        </w:rPr>
-      </w:pPr>
-      <w:r>
-        <w:rPr>
-          <w:sz w:val="24"/>
-          <w:lang w:val="en-IN"/>
-        </w:rPr>
-        <w:t xml:space="preserve">        </w:t>
-      </w:r>
       <w:proofErr w:type="spellStart"/>
       <w:proofErr w:type="gramStart"/>
       <w:r>
@@ -13716,7 +13778,6 @@
           <w:sz w:val="24"/>
           <w:lang w:val="en-IN"/>
         </w:rPr>
-        <w:lastRenderedPageBreak/>
         <w:t>    # Close the server socket</w:t>
       </w:r>
     </w:p>
@@ -14317,7 +14378,6 @@
           <w:szCs w:val="32"/>
           <w:lang w:val="en-IN"/>
         </w:rPr>
-        <w:lastRenderedPageBreak/>
         <w:t>Enter the operator: /</w:t>
       </w:r>
     </w:p>
@@ -15264,7 +15324,6 @@
           <w:sz w:val="28"/>
           <w:szCs w:val="36"/>
         </w:rPr>
-        <w:lastRenderedPageBreak/>
         <w:t xml:space="preserve">Q5. </w:t>
       </w:r>
       <w:r>
@@ -16125,6 +16184,7 @@
           <w:szCs w:val="32"/>
           <w:lang w:val="en-IN"/>
         </w:rPr>
+        <w:lastRenderedPageBreak/>
         <w:t>if __name__ == '__main__':</w:t>
       </w:r>
     </w:p>
@@ -16206,7 +16266,6 @@
           <w:u w:val="single"/>
           <w:lang w:val="en-IN"/>
         </w:rPr>
-        <w:lastRenderedPageBreak/>
         <w:t>Server Side</w:t>
       </w:r>
       <w:proofErr w:type="gramEnd"/>
@@ -17328,6 +17387,7 @@
           <w:szCs w:val="32"/>
           <w:lang w:val="en-IN"/>
         </w:rPr>
+        <w:lastRenderedPageBreak/>
         <w:t>if __name__ == "__main__":</w:t>
       </w:r>
     </w:p>
@@ -17405,7 +17465,6 @@
           <w:szCs w:val="40"/>
           <w:u w:val="single"/>
         </w:rPr>
-        <w:lastRenderedPageBreak/>
         <w:t>Output</w:t>
       </w:r>
       <w:r>
@@ -17961,7 +18020,6 @@
           <w:sz w:val="28"/>
           <w:szCs w:val="36"/>
         </w:rPr>
-        <w:lastRenderedPageBreak/>
         <w:t>Q6. Develop a client-Server application using TCP where the client will send two file names to the server and the server will copy the content of the first file into the second file. After copying is done, the server will send an appropriate message to the client. The second file should be initially empty. Assume that both files are present at the server.</w:t>
       </w:r>
     </w:p>
@@ -18803,6 +18861,7 @@
           <w:szCs w:val="32"/>
           <w:lang w:val="en-IN"/>
         </w:rPr>
+        <w:lastRenderedPageBreak/>
         <w:t xml:space="preserve">    </w:t>
       </w:r>
       <w:proofErr w:type="spellStart"/>
@@ -18861,7 +18920,6 @@
           <w:szCs w:val="32"/>
           <w:lang w:val="en-IN"/>
         </w:rPr>
-        <w:lastRenderedPageBreak/>
         <w:t>if __name__ == '__main__':</w:t>
       </w:r>
     </w:p>
@@ -20059,6 +20117,7 @@
           <w:szCs w:val="32"/>
           <w:lang w:val="en-IN"/>
         </w:rPr>
+        <w:lastRenderedPageBreak/>
         <w:t xml:space="preserve">                e = </w:t>
       </w:r>
       <w:proofErr w:type="gramStart"/>
@@ -20171,7 +20230,6 @@
           <w:szCs w:val="32"/>
           <w:lang w:val="en-IN"/>
         </w:rPr>
-        <w:lastRenderedPageBreak/>
         <w:t xml:space="preserve">                </w:t>
       </w:r>
       <w:proofErr w:type="spellStart"/>
@@ -20857,7 +20915,6 @@
           <w:szCs w:val="36"/>
           <w:u w:val="single"/>
         </w:rPr>
-        <w:lastRenderedPageBreak/>
         <w:t>Server Side</w:t>
       </w:r>
       <w:proofErr w:type="gramEnd"/>
@@ -21208,7 +21265,6 @@
           <w:sz w:val="28"/>
           <w:szCs w:val="36"/>
         </w:rPr>
-        <w:lastRenderedPageBreak/>
         <w:t>Q7. Develop a client-server application using TCP where the client sends the name of a text file and the size of the block of data to the server, the server checks the availability of the text file and if the text file is available, sends the text file content to the client as per the input block size after reading the file contents. After sending the whole file, display an appropriate message.</w:t>
       </w:r>
     </w:p>
@@ -22086,6 +22142,7 @@
           <w:szCs w:val="32"/>
           <w:lang w:val="en-IN"/>
         </w:rPr>
+        <w:lastRenderedPageBreak/>
         <w:t xml:space="preserve">    </w:t>
       </w:r>
       <w:proofErr w:type="spellStart"/>
@@ -22152,7 +22209,6 @@
           <w:szCs w:val="32"/>
           <w:lang w:val="en-IN"/>
         </w:rPr>
-        <w:lastRenderedPageBreak/>
         <w:t xml:space="preserve">    </w:t>
       </w:r>
       <w:proofErr w:type="spellStart"/>
@@ -23308,6 +23364,7 @@
           <w:szCs w:val="32"/>
           <w:lang w:val="en-IN"/>
         </w:rPr>
+        <w:lastRenderedPageBreak/>
         <w:t>        except Exception as e:</w:t>
       </w:r>
     </w:p>
@@ -23346,7 +23403,6 @@
           <w:szCs w:val="32"/>
           <w:lang w:val="en-IN"/>
         </w:rPr>
-        <w:lastRenderedPageBreak/>
         <w:t xml:space="preserve">        </w:t>
       </w:r>
       <w:proofErr w:type="gramStart"/>
@@ -24037,6 +24093,7 @@
           <w:szCs w:val="32"/>
           <w:lang w:val="en-IN"/>
         </w:rPr>
+        <w:lastRenderedPageBreak/>
         <w:t>test1.txt</w:t>
       </w:r>
     </w:p>

--- a/Computer Networks/practical/ass/Assignment_340.docx
+++ b/Computer Networks/practical/ass/Assignment_340.docx
@@ -219,20 +219,20 @@
     <w:tbl>
       <w:tblPr>
         <w:tblStyle w:val="TableGrid"/>
-        <w:tblW w:w="9603" w:type="dxa"/>
+        <w:tblW w:w="9658" w:type="dxa"/>
         <w:tblLayout w:type="fixed"/>
         <w:tblLook w:val="04A0" w:firstRow="1" w:lastRow="0" w:firstColumn="1" w:lastColumn="0" w:noHBand="0" w:noVBand="1"/>
       </w:tblPr>
       <w:tblGrid>
-        <w:gridCol w:w="9603"/>
+        <w:gridCol w:w="9658"/>
       </w:tblGrid>
       <w:tr>
         <w:trPr>
-          <w:trHeight w:val="610"/>
+          <w:trHeight w:val="504"/>
         </w:trPr>
         <w:tc>
           <w:tcPr>
-            <w:tcW w:w="9603" w:type="dxa"/>
+            <w:tcW w:w="9658" w:type="dxa"/>
           </w:tcPr>
           <w:p>
             <w:pPr>
@@ -258,11 +258,11 @@
       </w:tr>
       <w:tr>
         <w:trPr>
-          <w:trHeight w:val="2938"/>
+          <w:trHeight w:val="2431"/>
         </w:trPr>
         <w:tc>
           <w:tcPr>
-            <w:tcW w:w="9603" w:type="dxa"/>
+            <w:tcW w:w="9658" w:type="dxa"/>
           </w:tcPr>
           <w:p>
             <w:pPr>
@@ -288,24 +288,6 @@
                 <w:szCs w:val="32"/>
               </w:rPr>
               <w:t>340</w:t>
-            </w:r>
-          </w:p>
-          <w:p>
-            <w:pPr>
-              <w:jc w:val="center"/>
-              <w:rPr>
-                <w:rFonts w:ascii="Caladea" w:hAnsi="Caladea" w:cs="Caladea"/>
-                <w:sz w:val="32"/>
-                <w:szCs w:val="32"/>
-              </w:rPr>
-            </w:pPr>
-            <w:r>
-              <w:rPr>
-                <w:rFonts w:ascii="Caladea" w:hAnsi="Caladea" w:cs="Caladea"/>
-                <w:sz w:val="32"/>
-                <w:szCs w:val="32"/>
-              </w:rPr>
-              <w:t>Registration Number:</w:t>
             </w:r>
           </w:p>
           <w:p>
@@ -402,6 +384,16 @@
               </w:rPr>
               <w:t>7</w:t>
             </w:r>
+          </w:p>
+          <w:p>
+            <w:pPr>
+              <w:jc w:val="center"/>
+              <w:rPr>
+                <w:rFonts w:ascii="Caladea" w:hAnsi="Caladea" w:cs="Caladea"/>
+                <w:sz w:val="32"/>
+                <w:szCs w:val="32"/>
+              </w:rPr>
+            </w:pPr>
           </w:p>
           <w:p>
             <w:pPr>
@@ -759,10 +751,7 @@
               <w:jc w:val="center"/>
             </w:pPr>
             <w:r>
-              <w:t>26</w:t>
-            </w:r>
-            <w:r>
-              <w:t>-08-2025</w:t>
+              <w:t>26-08-2025</w:t>
             </w:r>
           </w:p>
         </w:tc>
@@ -24578,6 +24567,7 @@
   <w:style w:type="character" w:default="1" w:styleId="DefaultParagraphFont">
     <w:name w:val="Default Paragraph Font"/>
     <w:uiPriority w:val="1"/>
+    <w:semiHidden/>
     <w:unhideWhenUsed/>
   </w:style>
   <w:style w:type="table" w:default="1" w:styleId="TableNormal">
